--- a/Documento de login.docx
+++ b/Documento de login.docx
@@ -37,7 +37,39 @@
       </w:r>
       <w:proofErr w:type="spellEnd"/>
       <w:r>
-        <w:t xml:space="preserve"> para ver se é gratis</w:t>
+        <w:t xml:space="preserve"> para ver se é </w:t>
+      </w:r>
+      <w:proofErr w:type="spellStart"/>
+      <w:r>
+        <w:t>gratis</w:t>
+      </w:r>
+      <w:proofErr w:type="spellEnd"/>
+    </w:p>
+    <w:p/>
+    <w:p>
+      <w:r>
+        <w:t>Finalizado documento de login</w:t>
+      </w:r>
+    </w:p>
+    <w:p/>
+    <w:p>
+      <w:proofErr w:type="spellStart"/>
+      <w:r>
+        <w:t>By</w:t>
+      </w:r>
+      <w:proofErr w:type="spellEnd"/>
+      <w:r>
+        <w:t xml:space="preserve"> GMR</w:t>
+      </w:r>
+    </w:p>
+    <w:p>
+      <w:pPr>
+        <w:rPr>
+          <w:u w:val="single"/>
+        </w:rPr>
+      </w:pPr>
+      <w:r>
+        <w:t>20-03-2026</w:t>
       </w:r>
       <w:bookmarkStart w:id="0" w:name="_GoBack"/>
       <w:bookmarkEnd w:id="0"/>
